--- a/红色警戒杯模拟赛Ⅱ/超时空军团/超时空军团.docx
+++ b/红色警戒杯模拟赛Ⅱ/超时空军团/超时空军团.docx
@@ -604,45 +604,57 @@
           <w:szCs w:val="24"/>
           <w:lang w:val="en-US" w:eastAsia="zh-CN"/>
         </w:rPr>
-        <w:t>100%的数据1&lt;=N,M . N×M&lt;=100,0000 . K&lt;=20</w:t>
+        <w:t xml:space="preserve">100%的数据1&lt;=N,M . N×M&lt;=100,0000; </w:t>
+      </w:r>
+      <w:r>
+        <w:rPr>
+          <w:rFonts w:hint="eastAsia"/>
+          <w:b w:val="0"/>
+          <w:bCs w:val="0"/>
+          <w:sz w:val="24"/>
+          <w:szCs w:val="24"/>
+          <w:vertAlign w:val="baseline"/>
+          <w:lang w:val="en-US" w:eastAsia="zh-CN"/>
+        </w:rPr>
+        <w:t xml:space="preserve">1 &lt;= Xi &lt;= N; 1 &lt;= Yi &lt;= M; </w:t>
+      </w:r>
+      <w:r>
+        <w:rPr>
+          <w:rFonts w:hint="eastAsia"/>
+          <w:b w:val="0"/>
+          <w:bCs w:val="0"/>
+          <w:sz w:val="24"/>
+          <w:szCs w:val="24"/>
+          <w:lang w:val="en-US" w:eastAsia="zh-CN"/>
+        </w:rPr>
+        <w:t>K&lt;=200, Ti&lt;=10</w:t>
+      </w:r>
+      <w:r>
+        <w:rPr>
+          <w:rFonts w:hint="eastAsia"/>
+          <w:b w:val="0"/>
+          <w:bCs w:val="0"/>
+          <w:sz w:val="24"/>
+          <w:szCs w:val="24"/>
+          <w:vertAlign w:val="superscript"/>
+          <w:lang w:val="en-US" w:eastAsia="zh-CN"/>
+        </w:rPr>
+        <w:t>18</w:t>
+      </w:r>
+      <w:r>
+        <w:rPr>
+          <w:rFonts w:hint="eastAsia"/>
+          <w:b w:val="0"/>
+          <w:bCs w:val="0"/>
+          <w:sz w:val="24"/>
+          <w:szCs w:val="24"/>
+          <w:vertAlign w:val="baseline"/>
+          <w:lang w:val="en-US" w:eastAsia="zh-CN"/>
+        </w:rPr>
+        <w:t>，1&lt;=Pi&lt;=N，</w:t>
       </w:r>
       <w:bookmarkStart w:id="0" w:name="_GoBack"/>
       <w:bookmarkEnd w:id="0"/>
-      <w:r>
-        <w:rPr>
-          <w:rFonts w:hint="eastAsia"/>
-          <w:b w:val="0"/>
-          <w:bCs w:val="0"/>
-          <w:sz w:val="24"/>
-          <w:szCs w:val="24"/>
-          <w:lang w:val="en-US" w:eastAsia="zh-CN"/>
-        </w:rPr>
-        <w:t>0, Ti&lt;=10</w:t>
-      </w:r>
-      <w:r>
-        <w:rPr>
-          <w:rFonts w:hint="eastAsia"/>
-          <w:b w:val="0"/>
-          <w:bCs w:val="0"/>
-          <w:sz w:val="24"/>
-          <w:szCs w:val="24"/>
-          <w:vertAlign w:val="superscript"/>
-          <w:lang w:val="en-US" w:eastAsia="zh-CN"/>
-        </w:rPr>
-        <w:t>18</w:t>
-      </w:r>
-      <w:r>
-        <w:rPr>
-          <w:rFonts w:hint="eastAsia"/>
-          <w:b w:val="0"/>
-          <w:bCs w:val="0"/>
-          <w:sz w:val="24"/>
-          <w:szCs w:val="24"/>
-          <w:vertAlign w:val="baseline"/>
-          <w:lang w:val="en-US" w:eastAsia="zh-CN"/>
-        </w:rPr>
-        <w:t>，1&lt;=Pi&lt;=N，</w:t>
-      </w:r>
     </w:p>
     <w:p>
       <w:pPr>
